--- a/Paper/Cover_Letter_CEJ.docx
+++ b/Paper/Cover_Letter_CEJ.docx
@@ -186,7 +186,7 @@
           <w:i w:val="0"/>
           <w:sz w:val="22"/>
         </w:rPr>
-        <w:t xml:space="preserve"> Topology Search" for publication in Chemical Engineering Journal.</w:t>
+        <w:t xml:space="preserve"> Topology-Aware Search" for publication in Chemical Engineering Journal.</w:t>
       </w:r>
     </w:p>
     <w:p>

--- a/Paper/Cover_Letter_CEJ.docx
+++ b/Paper/Cover_Letter_CEJ.docx
@@ -69,7 +69,7 @@
           <w:i w:val="0"/>
           <w:sz w:val="22"/>
         </w:rPr>
-        <w:t>May 2026</w:t>
+        <w:t>Jun 2026</w:t>
       </w:r>
     </w:p>
     <w:p>
@@ -219,7 +219,7 @@
           <w:i w:val="0"/>
           <w:sz w:val="22"/>
         </w:rPr>
-        <w:t xml:space="preserve"> reactor engineering: designing showerhead gas distributors that achieve uniform precursor delivery. Our framework reduces design evaluation from hours to seconds and enables topology-level geometry search — discovering designs that parametric methods cannot represent, achieving a +130% </w:t>
+        <w:t xml:space="preserve"> (Atomic Layer Deposition) reactor engineering: designing showerhead gas distributors that deliver precursor gas uniformly across the wafer surface. The key insight is that the bottleneck in showerhead design is not analysis speed — it is access to geometries that parametric design tools structurally cannot represent. Our framework directly addresses this topology gap through two complementary tracks: Track 1 (</w:t>
       </w:r>
       <w:r>
         <w:rPr>
@@ -228,7 +228,7 @@
           <w:i w:val="0"/>
           <w:sz w:val="22"/>
         </w:rPr>
-        <w:t>TMA</w:t>
+        <w:t>PCGM</w:t>
       </w:r>
       <w:r>
         <w:rPr>
@@ -237,7 +237,76 @@
           <w:i w:val="0"/>
           <w:sz w:val="22"/>
         </w:rPr>
-        <w:t xml:space="preserve"> uniformity improvement.</w:t>
+        <w:t xml:space="preserve"> — Physics-Constrained Geometric Morphogenesis) for parametric search, and Track 2 (</w:t>
+      </w:r>
+      <w:r>
+        <w:rPr>
+          <w:rFonts w:ascii="Times New Roman" w:hAnsi="Times New Roman"/>
+          <w:b/>
+          <w:i w:val="0"/>
+          <w:sz w:val="22"/>
+        </w:rPr>
+        <w:t>VICES</w:t>
+      </w:r>
+      <w:r>
+        <w:rPr>
+          <w:rFonts w:ascii="Times New Roman" w:hAnsi="Times New Roman"/>
+          <w:b w:val="0"/>
+          <w:i w:val="0"/>
+          <w:sz w:val="22"/>
+        </w:rPr>
+        <w:t xml:space="preserve"> — Voxel-Implicit Computational Engineering Synthesis) for topology-level geometry synthesis using Constructive Solid Geometry (</w:t>
+      </w:r>
+      <w:r>
+        <w:rPr>
+          <w:rFonts w:ascii="Times New Roman" w:hAnsi="Times New Roman"/>
+          <w:b w:val="0"/>
+          <w:i w:val="0"/>
+          <w:sz w:val="22"/>
+        </w:rPr>
+        <w:t>CSG</w:t>
+      </w:r>
+      <w:r>
+        <w:rPr>
+          <w:rFonts w:ascii="Times New Roman" w:hAnsi="Times New Roman"/>
+          <w:b w:val="0"/>
+          <w:i w:val="0"/>
+          <w:sz w:val="22"/>
+        </w:rPr>
+        <w:t>). The best-performing design — an annular-ring nozzle pattern — cannot be constructed within any parametric design space at any parameter setting. The geometry itself is the contribution; the surrogate evaluates it quickly.</w:t>
+      </w:r>
+    </w:p>
+    <w:p>
+      <w:pPr>
+        <w:spacing w:after="120"/>
+        <w:jc w:val="both"/>
+      </w:pPr>
+      <w:r>
+        <w:rPr>
+          <w:rFonts w:ascii="Times New Roman" w:hAnsi="Times New Roman"/>
+          <w:b w:val="0"/>
+          <w:i w:val="0"/>
+          <w:sz w:val="22"/>
+        </w:rPr>
+        <w:t xml:space="preserve">This work is explicitly not a Physics-Informed Neural Network (PINN) or neural PDE solver contribution. Where PINN work asks "can we predict a fixed geometry's flow more accurately?", we ask "can we synthesise geometries that no parametric tool can reach?" — a fundamentally different and, for </w:t>
+      </w:r>
+      <w:r>
+        <w:rPr>
+          <w:rFonts w:ascii="Times New Roman" w:hAnsi="Times New Roman"/>
+          <w:b w:val="0"/>
+          <w:i w:val="0"/>
+          <w:sz w:val="22"/>
+        </w:rPr>
+        <w:t>ALD</w:t>
+      </w:r>
+      <w:r>
+        <w:rPr>
+          <w:rFonts w:ascii="Times New Roman" w:hAnsi="Times New Roman"/>
+          <w:b w:val="0"/>
+          <w:i w:val="0"/>
+          <w:sz w:val="22"/>
+        </w:rPr>
+        <w:t xml:space="preserve"> showerhead design, more impactful question.</w:t>
       </w:r>
     </w:p>
     <w:p>
@@ -268,7 +337,7 @@
           <w:i w:val="0"/>
           <w:sz w:val="22"/>
         </w:rPr>
-        <w:t xml:space="preserve">Novel dual-track framework: </w:t>
+        <w:t xml:space="preserve">Geometric topology search as primary novelty: </w:t>
       </w:r>
       <w:r>
         <w:rPr>
@@ -277,7 +346,7 @@
           <w:i w:val="0"/>
           <w:sz w:val="22"/>
         </w:rPr>
-        <w:t>first direct comparison of parametric and voxel-implicit CSG geometry synthesis for ALD reactor design.</w:t>
+        <w:t>Track 2 VICES synthesises four structurally distinct showerhead topology families (baffled, conical, annular, two-zone) using CSG boolean operations on Signed Distance Fields. The topology design space is formally characterised using Catalan numbers: C(n-1) distinct tree topologies for n primitives.</w:t>
       </w:r>
     </w:p>
     <w:p>
@@ -293,7 +362,7 @@
           <w:i w:val="0"/>
           <w:sz w:val="22"/>
         </w:rPr>
-        <w:t xml:space="preserve">Physics guardrail engine: </w:t>
+        <w:t xml:space="preserve">Genetic Algorithm-guided topology optimisation: </w:t>
       </w:r>
       <w:r>
         <w:rPr>
@@ -302,7 +371,7 @@
           <w:i w:val="0"/>
           <w:sz w:val="22"/>
         </w:rPr>
-        <w:t>eleven dimensionless constraints (Re, Ma, Eu, Pr, Nu, Bi, Sc, Sh, Pe_h, Pe_m, Da) enforcing physical validity.</w:t>
+        <w:t>a GA searches jointly over topology type and continuous dimensions, achieving TMA Uniformity Index = 0.971 vs Track 1 maximum of 0.344 — a +183% improvement. Random search achieves 0.895; the GA finds a further +8.5% by discovering an optimally-positioned baffled plenum topology.</w:t>
       </w:r>
     </w:p>
     <w:p>
@@ -318,7 +387,7 @@
           <w:i w:val="0"/>
           <w:sz w:val="22"/>
         </w:rPr>
-        <w:t xml:space="preserve">Topology discovery: </w:t>
+        <w:t xml:space="preserve">Two-tier physics guardrail engine: </w:t>
       </w:r>
       <w:r>
         <w:rPr>
@@ -327,7 +396,7 @@
           <w:i w:val="0"/>
           <w:sz w:val="22"/>
         </w:rPr>
-        <w:t>Track 2 achieves TMA-UI = 0.792 vs Track 1 maximum of 0.344 (+130%).</w:t>
+        <w:t>Tier 1 (Re, Ma, Eu, Da, Sc, Pe_m) enforces design constraints before inference; Tier 2 (Pr, Pe_h, Nu, Bi, Sh) validates physical consistency after prediction using Martin (1977) and Chilton-Colburn correlations. Tier 2 values update live as design parameters change.</w:t>
       </w:r>
     </w:p>
     <w:p>
@@ -343,7 +412,7 @@
           <w:i w:val="0"/>
           <w:sz w:val="22"/>
         </w:rPr>
-        <w:t xml:space="preserve">Open reproducibility: </w:t>
+        <w:t xml:space="preserve">Open and reproducible: </w:t>
       </w:r>
       <w:r>
         <w:rPr>
@@ -352,7 +421,7 @@
           <w:i w:val="0"/>
           <w:sz w:val="22"/>
         </w:rPr>
-        <w:t>all 123 OpenFOAM simulations and code at https://github.com/Ranaam21/cfd-ald-app.</w:t>
+        <w:t>all 123 OpenFOAM reactingFoam cases, training notebooks, and the interactive Streamlit dashboard are available at https://github.com/Ranaam21/cfd-ald-app.</w:t>
       </w:r>
     </w:p>
     <w:p>

--- a/Paper/Cover_Letter_CEJ.docx
+++ b/Paper/Cover_Letter_CEJ.docx
@@ -282,21 +282,7 @@
         <w:rPr>
           <w:rFonts w:ascii="Times New Roman" w:hAnsi="Times New Roman"/>
         </w:rPr>
-        <w:t xml:space="preserve">all 123 </w:t>
-      </w:r>
-      <w:proofErr w:type="spellStart"/>
-      <w:r>
-        <w:rPr>
-          <w:rFonts w:ascii="Times New Roman" w:hAnsi="Times New Roman"/>
-        </w:rPr>
-        <w:t>OpenFOAM</w:t>
-      </w:r>
-      <w:proofErr w:type="spellEnd"/>
-      <w:r>
-        <w:rPr>
-          <w:rFonts w:ascii="Times New Roman" w:hAnsi="Times New Roman"/>
-        </w:rPr>
-        <w:t xml:space="preserve"> simulations and code are available from the corresponding author upon reasonable request.</w:t>
+        <w:t>all 123 OpenFOAM simulations and code are available from the corresponding author upon reasonable request.</w:t>
       </w:r>
     </w:p>
     <w:p>
@@ -322,7 +308,28 @@
         <w:rPr>
           <w:rFonts w:ascii="Times New Roman" w:hAnsi="Times New Roman"/>
         </w:rPr>
-        <w:t>. This manuscript has not been published elsewhere and is not under consideration at any other journal.</w:t>
+        <w:t xml:space="preserve">: </w:t>
+      </w:r>
+      <w:hyperlink r:id="rId6" w:history="1">
+        <w:r>
+          <w:rPr>
+            <w:rStyle w:val="Hyperlink"/>
+            <w:rFonts w:ascii="Times New Roman" w:hAnsi="Times New Roman"/>
+          </w:rPr>
+          <w:t>https://doi.org/10.21203/rs.3.rs-9891806/v1</w:t>
+        </w:r>
+      </w:hyperlink>
+      <w:r>
+        <w:rPr>
+          <w:rFonts w:ascii="Times New Roman" w:hAnsi="Times New Roman"/>
+        </w:rPr>
+        <w:t>.</w:t>
+      </w:r>
+      <w:r>
+        <w:rPr>
+          <w:rFonts w:ascii="Times New Roman" w:hAnsi="Times New Roman"/>
+        </w:rPr>
+        <w:t xml:space="preserve"> This manuscript has not been published elsewhere and is not under consideration at any other journal.</w:t>
       </w:r>
     </w:p>
     <w:p>
@@ -11940,6 +11947,29 @@
       </w:tcPr>
     </w:tblStylePr>
   </w:style>
+  <w:style w:type="character" w:styleId="Hyperlink">
+    <w:name w:val="Hyperlink"/>
+    <w:basedOn w:val="DefaultParagraphFont"/>
+    <w:uiPriority w:val="99"/>
+    <w:unhideWhenUsed/>
+    <w:rsid w:val="00887545"/>
+    <w:rPr>
+      <w:color w:val="0000FF" w:themeColor="hyperlink"/>
+      <w:u w:val="single"/>
+    </w:rPr>
+  </w:style>
+  <w:style w:type="character" w:styleId="UnresolvedMention">
+    <w:name w:val="Unresolved Mention"/>
+    <w:basedOn w:val="DefaultParagraphFont"/>
+    <w:uiPriority w:val="99"/>
+    <w:semiHidden/>
+    <w:unhideWhenUsed/>
+    <w:rsid w:val="00887545"/>
+    <w:rPr>
+      <w:color w:val="605E5C"/>
+      <w:shd w:val="clear" w:color="auto" w:fill="E1DFDD"/>
+    </w:rPr>
+  </w:style>
 </w:styles>
 </file>
 
